--- a/docs/Checkpoint_2_Explained.docx
+++ b/docs/Checkpoint_2_Explained.docx
@@ -672,7 +672,7 @@
         <w:t>reports/Checkpoint_2_Workbook.xlsx</w:t>
       </w:r>
       <w:r>
-        <w:t xml:space="preserve"> — ten sheets, 1,724 formula cells.</w:t>
+        <w:t xml:space="preserve"> — thirteen sheets, 1,724 formula cells.</w:t>
       </w:r>
     </w:p>
     <w:tbl>
@@ -1400,6 +1400,72 @@
                 <w:sz w:val="18"/>
               </w:rPr>
               <w:t>Trend test, seasonal index, forecast, holdout check</w:t>
+            </w:r>
+          </w:p>
+        </w:tc>
+      </w:tr>
+      <w:tr>
+        <w:tc>
+          <w:tcPr>
+            <w:tcW w:type="dxa" w:w="3120"/>
+          </w:tcPr>
+          <w:p>
+            <w:pPr>
+              <w:spacing w:line="240" w:lineRule="auto"/>
+            </w:pPr>
+            <w:r>
+              <w:rPr>
+                <w:sz w:val="18"/>
+              </w:rPr>
+            </w:r>
+            <w:r>
+              <w:rPr>
+                <w:b/>
+                <w:sz w:val="18"/>
+              </w:rPr>
+              <w:t>PivotTable 1–3</w:t>
+            </w:r>
+          </w:p>
+        </w:tc>
+        <w:tc>
+          <w:tcPr>
+            <w:tcW w:type="dxa" w:w="3120"/>
+          </w:tcPr>
+          <w:p>
+            <w:pPr>
+              <w:spacing w:line="240" w:lineRule="auto"/>
+            </w:pPr>
+            <w:r>
+              <w:rPr>
+                <w:sz w:val="18"/>
+              </w:rPr>
+            </w:r>
+            <w:r>
+              <w:rPr>
+                <w:sz w:val="18"/>
+              </w:rPr>
+              <w:t>2.1 (2)</w:t>
+            </w:r>
+          </w:p>
+        </w:tc>
+        <w:tc>
+          <w:tcPr>
+            <w:tcW w:type="dxa" w:w="3120"/>
+          </w:tcPr>
+          <w:p>
+            <w:pPr>
+              <w:spacing w:line="240" w:lineRule="auto"/>
+            </w:pPr>
+            <w:r>
+              <w:rPr>
+                <w:sz w:val="18"/>
+              </w:rPr>
+            </w:r>
+            <w:r>
+              <w:rPr>
+                <w:sz w:val="18"/>
+              </w:rPr>
+              <w:t>Three native Excel PivotTable objects</w:t>
             </w:r>
           </w:p>
         </w:tc>
@@ -2208,10 +2274,21 @@
         <w:rPr>
           <w:b/>
         </w:rPr>
-        <w:t>On "pivot tables".</w:t>
-      </w:r>
-      <w:r>
-        <w:t xml:space="preserve"> These are </w:t>
+        <w:t>On "pivot tables" — you have both kinds, and should know the difference.</w:t>
+      </w:r>
+    </w:p>
+    <w:p>
+      <w:r>
+        <w:t xml:space="preserve">The four on </w:t>
+      </w:r>
+      <w:r>
+        <w:rPr>
+          <w:i/>
+        </w:rPr>
+        <w:t>Pivot Analysis</w:t>
+      </w:r>
+      <w:r>
+        <w:t xml:space="preserve"> are </w:t>
       </w:r>
       <w:r>
         <w:rPr>
@@ -2220,210 +2297,30 @@
         <w:t>formula-driven cross-tabs</w:t>
       </w:r>
       <w:r>
-        <w:t xml:space="preserve">, not PivotTable objects. They compute exactly what a PivotTable computes, they recalculate live, and every cell is auditable — you can click it and read the logic, which you cannot do inside a PivotTable. If your instructor wants the objects themselves, </w:t>
-      </w:r>
-      <w:r>
-        <w:rPr>
-          <w:rFonts w:ascii="Consolas" w:hAnsi="Consolas"/>
-          <w:color w:val="2F6F9F"/>
-          <w:sz w:val="18"/>
-        </w:rPr>
-        <w:t>docs/checkpoint2_excel_guide.md</w:t>
-      </w:r>
-      <w:r>
-        <w:t xml:space="preserve"> §2 has the two-minute procedure per table. Be ready to explain the difference either way.</w:t>
+        <w:t>. They compute exactly what a PivotTable computes, recalculate live, and every cell is auditable — you can click one and read the logic, which you cannot do inside a PivotTable.</w:t>
       </w:r>
     </w:p>
     <w:p>
-      <w:pPr>
-        <w:pStyle w:val="Heading3"/>
-      </w:pPr>
-      <w:r>
-        <w:t>Sheet 3 — Pivot Charts</w:t>
-      </w:r>
-    </w:p>
-    <w:p>
-      <w:r>
-        <w:t>Four charts, each titled, axis-labelled and annotated with the business point: category × year, average order value by state, monthly revenue over time, and the 2023→2024 sub-category change.</w:t>
-      </w:r>
-    </w:p>
-    <w:p>
-      <w:pPr>
-        <w:pStyle w:val="Heading3"/>
-      </w:pPr>
-      <w:r>
-        <w:t>Sheet 4 — Formulas Showcase</w:t>
-      </w:r>
-    </w:p>
-    <w:p>
-      <w:r>
-        <w:t xml:space="preserve">Eight functions, each answering a real question rather than demonstrating syntax: </w:t>
-      </w:r>
-      <w:r>
-        <w:rPr>
-          <w:rFonts w:ascii="Consolas" w:hAnsi="Consolas"/>
-          <w:color w:val="2F6F9F"/>
-          <w:sz w:val="18"/>
-        </w:rPr>
-        <w:t>SUMIF</w:t>
-      </w:r>
-      <w:r>
-        <w:t xml:space="preserve">, </w:t>
-      </w:r>
-      <w:r>
-        <w:rPr>
-          <w:rFonts w:ascii="Consolas" w:hAnsi="Consolas"/>
-          <w:color w:val="2F6F9F"/>
-          <w:sz w:val="18"/>
-        </w:rPr>
-        <w:t>COUNTIF</w:t>
-      </w:r>
-      <w:r>
-        <w:t xml:space="preserve">, </w:t>
-      </w:r>
-      <w:r>
-        <w:rPr>
-          <w:rFonts w:ascii="Consolas" w:hAnsi="Consolas"/>
-          <w:color w:val="2F6F9F"/>
-          <w:sz w:val="18"/>
-        </w:rPr>
-        <w:t>SUMIFS</w:t>
-      </w:r>
-      <w:r>
-        <w:t xml:space="preserve">, </w:t>
-      </w:r>
-      <w:r>
-        <w:rPr>
-          <w:rFonts w:ascii="Consolas" w:hAnsi="Consolas"/>
-          <w:color w:val="2F6F9F"/>
-          <w:sz w:val="18"/>
-        </w:rPr>
-        <w:t>AVERAGEIF</w:t>
-      </w:r>
-      <w:r>
-        <w:t xml:space="preserve">, </w:t>
-      </w:r>
-      <w:r>
-        <w:rPr>
-          <w:rFonts w:ascii="Consolas" w:hAnsi="Consolas"/>
-          <w:color w:val="2F6F9F"/>
-          <w:sz w:val="18"/>
-        </w:rPr>
-        <w:t>VLOOKUP</w:t>
-      </w:r>
-      <w:r>
-        <w:t xml:space="preserve">, </w:t>
-      </w:r>
-      <w:r>
-        <w:rPr>
-          <w:rFonts w:ascii="Consolas" w:hAnsi="Consolas"/>
-          <w:color w:val="2F6F9F"/>
-          <w:sz w:val="18"/>
-        </w:rPr>
-        <w:t>IF</w:t>
-      </w:r>
-      <w:r>
-        <w:t xml:space="preserve">, </w:t>
-      </w:r>
-      <w:r>
-        <w:rPr>
-          <w:rFonts w:ascii="Consolas" w:hAnsi="Consolas"/>
-          <w:color w:val="2F6F9F"/>
-          <w:sz w:val="18"/>
-        </w:rPr>
-        <w:t>TEXT</w:t>
-      </w:r>
-      <w:r>
-        <w:t xml:space="preserve">, </w:t>
-      </w:r>
-      <w:r>
-        <w:rPr>
-          <w:rFonts w:ascii="Consolas" w:hAnsi="Consolas"/>
-          <w:color w:val="2F6F9F"/>
-          <w:sz w:val="18"/>
-        </w:rPr>
-        <w:t>MAX</w:t>
-      </w:r>
-      <w:r>
-        <w:t>/</w:t>
-      </w:r>
-      <w:r>
-        <w:rPr>
-          <w:rFonts w:ascii="Consolas" w:hAnsi="Consolas"/>
-          <w:color w:val="2F6F9F"/>
-          <w:sz w:val="18"/>
-        </w:rPr>
-        <w:t>MIN</w:t>
-      </w:r>
-      <w:r>
-        <w:t>.</w:t>
-      </w:r>
-    </w:p>
-    <w:p>
-      <w:r>
-        <w:br w:type="page"/>
-      </w:r>
-    </w:p>
-    <w:p>
-      <w:pPr>
-        <w:pStyle w:val="Heading2"/>
-      </w:pPr>
-      <w:r>
-        <w:t>4. Task 2.2 — descriptive statistics</w:t>
-      </w:r>
-    </w:p>
-    <w:p>
-      <w:pPr>
-        <w:pStyle w:val="Heading3"/>
-      </w:pPr>
-      <w:r>
-        <w:t>What was asked</w:t>
-      </w:r>
-    </w:p>
-    <w:p>
-      <w:r>
-        <w:t>For at least 3 numerical variables: mean, median, mode; standard deviation, variance, range, min, max; a frequency table and histogram for one; and a written paragraph per variable.</w:t>
-      </w:r>
-    </w:p>
-    <w:p>
-      <w:r>
-        <w:t xml:space="preserve">We report </w:t>
+      <w:r>
+        <w:t xml:space="preserve">Sheets </w:t>
       </w:r>
       <w:r>
         <w:rPr>
           <w:b/>
         </w:rPr>
-        <w:t>13</w:t>
-      </w:r>
-      <w:r>
-        <w:t xml:space="preserve"> statistics for </w:t>
+        <w:t>PivotTable 1, 2 and 3</w:t>
+      </w:r>
+      <w:r>
+        <w:t xml:space="preserve"> are </w:t>
       </w:r>
       <w:r>
         <w:rPr>
           <w:b/>
         </w:rPr>
-        <w:t>Amount</w:t>
-      </w:r>
-      <w:r>
-        <w:t xml:space="preserve">, </w:t>
-      </w:r>
-      <w:r>
-        <w:rPr>
-          <w:b/>
-        </w:rPr>
-        <w:t>Profit</w:t>
-      </w:r>
-      <w:r>
-        <w:t xml:space="preserve"> and </w:t>
-      </w:r>
-      <w:r>
-        <w:rPr>
-          <w:b/>
-        </w:rPr>
-        <w:t>Quantity</w:t>
-      </w:r>
-      <w:r>
-        <w:t xml:space="preserve"> (n = 1,194), adding quartiles, IQR and the coefficient of variation.</w:t>
+        <w:t>native Excel PivotTable objects</w:t>
+      </w:r>
+      <w:r>
+        <w:t>, with the Fields pane and drag-and-drop:</w:t>
       </w:r>
     </w:p>
     <w:tbl>
@@ -2455,7 +2352,7 @@
               <w:rPr>
                 <w:b/>
               </w:rPr>
-              <w:t>Statistic</w:t>
+              <w:t>Sheet</w:t>
             </w:r>
           </w:p>
         </w:tc>
@@ -2473,7 +2370,7 @@
               <w:rPr>
                 <w:b/>
               </w:rPr>
-              <w:t>Amount</w:t>
+              <w:t>Rows</w:t>
             </w:r>
           </w:p>
         </w:tc>
@@ -2491,7 +2388,7 @@
               <w:rPr>
                 <w:b/>
               </w:rPr>
-              <w:t>Profit</w:t>
+              <w:t>Columns</w:t>
             </w:r>
           </w:p>
         </w:tc>
@@ -2509,7 +2406,7 @@
               <w:rPr>
                 <w:b/>
               </w:rPr>
-              <w:t>Quantity</w:t>
+              <w:t>Values</w:t>
             </w:r>
           </w:p>
         </w:tc>
@@ -2532,7 +2429,7 @@
               <w:rPr>
                 <w:sz w:val="18"/>
               </w:rPr>
-              <w:t>Mean</w:t>
+              <w:t>PivotTable 1</w:t>
             </w:r>
           </w:p>
         </w:tc>
@@ -2553,7 +2450,7 @@
               <w:rPr>
                 <w:sz w:val="18"/>
               </w:rPr>
-              <w:t>5,178.09</w:t>
+              <w:t>Category</w:t>
             </w:r>
           </w:p>
         </w:tc>
@@ -2574,7 +2471,7 @@
               <w:rPr>
                 <w:sz w:val="18"/>
               </w:rPr>
-              <w:t>1,348.99</w:t>
+              <w:t>Year</w:t>
             </w:r>
           </w:p>
         </w:tc>
@@ -2595,7 +2492,7 @@
               <w:rPr>
                 <w:sz w:val="18"/>
               </w:rPr>
-              <w:t>10.67</w:t>
+              <w:t>Sum of Amount</w:t>
             </w:r>
           </w:p>
         </w:tc>
@@ -2618,7 +2515,7 @@
               <w:rPr>
                 <w:sz w:val="18"/>
               </w:rPr>
-              <w:t>Median</w:t>
+              <w:t>PivotTable 2</w:t>
             </w:r>
           </w:p>
         </w:tc>
@@ -2639,7 +2536,7 @@
               <w:rPr>
                 <w:sz w:val="18"/>
               </w:rPr>
-              <w:t>5,152.00</w:t>
+              <w:t>State</w:t>
             </w:r>
           </w:p>
         </w:tc>
@@ -2660,7 +2557,7 @@
               <w:rPr>
                 <w:sz w:val="18"/>
               </w:rPr>
-              <w:t>1,014.00</w:t>
+              <w:t>—</w:t>
             </w:r>
           </w:p>
         </w:tc>
@@ -2681,7 +2578,7 @@
               <w:rPr>
                 <w:sz w:val="18"/>
               </w:rPr>
-              <w:t>11.00</w:t>
+              <w:t>Average of Amount</w:t>
             </w:r>
           </w:p>
         </w:tc>
@@ -2704,7 +2601,7 @@
               <w:rPr>
                 <w:sz w:val="18"/>
               </w:rPr>
-              <w:t>Mode</w:t>
+              <w:t>PivotTable 3</w:t>
             </w:r>
           </w:p>
         </w:tc>
@@ -2725,7 +2622,7 @@
               <w:rPr>
                 <w:sz w:val="18"/>
               </w:rPr>
-              <w:t>717</w:t>
+              <w:t>YearMonth</w:t>
             </w:r>
           </w:p>
         </w:tc>
@@ -2746,7 +2643,7 @@
               <w:rPr>
                 <w:sz w:val="18"/>
               </w:rPr>
-              <w:t>177</w:t>
+              <w:t>—</w:t>
             </w:r>
           </w:p>
         </w:tc>
@@ -2767,7 +2664,336 @@
               <w:rPr>
                 <w:sz w:val="18"/>
               </w:rPr>
-              <w:t>14</w:t>
+              <w:t>Count of SaleID</w:t>
+            </w:r>
+          </w:p>
+        </w:tc>
+      </w:tr>
+    </w:tbl>
+    <w:p>
+      <w:pPr>
+        <w:spacing w:after="200" w:line="240" w:lineRule="auto"/>
+        <w:jc w:val="center"/>
+      </w:pPr>
+      <w:r>
+        <w:rPr>
+          <w:i/>
+          <w:color w:val="7B8994"/>
+          <w:sz w:val="20"/>
+        </w:rPr>
+        <w:t>Table 4. Sheet 2 — Pivot Analysis (four cross-tabs)</w:t>
+      </w:r>
+    </w:p>
+    <w:p>
+      <w:r>
+        <w:t xml:space="preserve">All three read </w:t>
+      </w:r>
+      <w:r>
+        <w:rPr>
+          <w:rFonts w:ascii="Consolas" w:hAnsi="Consolas"/>
+          <w:color w:val="2F6F9F"/>
+          <w:sz w:val="18"/>
+        </w:rPr>
+        <w:t>Cleaned Data!A1:S1195</w:t>
+      </w:r>
+      <w:r>
+        <w:t xml:space="preserve"> through </w:t>
+      </w:r>
+      <w:r>
+        <w:rPr>
+          <w:b/>
+        </w:rPr>
+        <w:t>one shared pivot cache</w:t>
+      </w:r>
+      <w:r>
+        <w:t xml:space="preserve"> — which is what Excel itself does when you build several PivotTables from one range, rather than caching the same data three times. The cache is marked </w:t>
+      </w:r>
+      <w:r>
+        <w:rPr>
+          <w:i/>
+        </w:rPr>
+        <w:t>refresh on load</w:t>
+      </w:r>
+      <w:r>
+        <w:t>, so Excel populates it when the file opens.</w:t>
+      </w:r>
+    </w:p>
+    <w:p>
+      <w:pPr>
+        <w:pStyle w:val="Heading3"/>
+      </w:pPr>
+      <w:r>
+        <w:t>Sheet 3 — Pivot Charts</w:t>
+      </w:r>
+    </w:p>
+    <w:p>
+      <w:r>
+        <w:t>Four charts, each titled, axis-labelled and annotated with the business point: category × year, average order value by state, monthly revenue over time, and the 2023→2024 sub-category change.</w:t>
+      </w:r>
+    </w:p>
+    <w:p>
+      <w:pPr>
+        <w:pStyle w:val="Heading3"/>
+      </w:pPr>
+      <w:r>
+        <w:t>Sheet 4 — Formulas Showcase</w:t>
+      </w:r>
+    </w:p>
+    <w:p>
+      <w:r>
+        <w:t xml:space="preserve">Eight functions, each answering a real question rather than demonstrating syntax: </w:t>
+      </w:r>
+      <w:r>
+        <w:rPr>
+          <w:rFonts w:ascii="Consolas" w:hAnsi="Consolas"/>
+          <w:color w:val="2F6F9F"/>
+          <w:sz w:val="18"/>
+        </w:rPr>
+        <w:t>SUMIF</w:t>
+      </w:r>
+      <w:r>
+        <w:t xml:space="preserve">, </w:t>
+      </w:r>
+      <w:r>
+        <w:rPr>
+          <w:rFonts w:ascii="Consolas" w:hAnsi="Consolas"/>
+          <w:color w:val="2F6F9F"/>
+          <w:sz w:val="18"/>
+        </w:rPr>
+        <w:t>COUNTIF</w:t>
+      </w:r>
+      <w:r>
+        <w:t xml:space="preserve">, </w:t>
+      </w:r>
+      <w:r>
+        <w:rPr>
+          <w:rFonts w:ascii="Consolas" w:hAnsi="Consolas"/>
+          <w:color w:val="2F6F9F"/>
+          <w:sz w:val="18"/>
+        </w:rPr>
+        <w:t>SUMIFS</w:t>
+      </w:r>
+      <w:r>
+        <w:t xml:space="preserve">, </w:t>
+      </w:r>
+      <w:r>
+        <w:rPr>
+          <w:rFonts w:ascii="Consolas" w:hAnsi="Consolas"/>
+          <w:color w:val="2F6F9F"/>
+          <w:sz w:val="18"/>
+        </w:rPr>
+        <w:t>AVERAGEIF</w:t>
+      </w:r>
+      <w:r>
+        <w:t xml:space="preserve">, </w:t>
+      </w:r>
+      <w:r>
+        <w:rPr>
+          <w:rFonts w:ascii="Consolas" w:hAnsi="Consolas"/>
+          <w:color w:val="2F6F9F"/>
+          <w:sz w:val="18"/>
+        </w:rPr>
+        <w:t>VLOOKUP</w:t>
+      </w:r>
+      <w:r>
+        <w:t xml:space="preserve">, </w:t>
+      </w:r>
+      <w:r>
+        <w:rPr>
+          <w:rFonts w:ascii="Consolas" w:hAnsi="Consolas"/>
+          <w:color w:val="2F6F9F"/>
+          <w:sz w:val="18"/>
+        </w:rPr>
+        <w:t>IF</w:t>
+      </w:r>
+      <w:r>
+        <w:t xml:space="preserve">, </w:t>
+      </w:r>
+      <w:r>
+        <w:rPr>
+          <w:rFonts w:ascii="Consolas" w:hAnsi="Consolas"/>
+          <w:color w:val="2F6F9F"/>
+          <w:sz w:val="18"/>
+        </w:rPr>
+        <w:t>TEXT</w:t>
+      </w:r>
+      <w:r>
+        <w:t xml:space="preserve">, </w:t>
+      </w:r>
+      <w:r>
+        <w:rPr>
+          <w:rFonts w:ascii="Consolas" w:hAnsi="Consolas"/>
+          <w:color w:val="2F6F9F"/>
+          <w:sz w:val="18"/>
+        </w:rPr>
+        <w:t>MAX</w:t>
+      </w:r>
+      <w:r>
+        <w:t>/</w:t>
+      </w:r>
+      <w:r>
+        <w:rPr>
+          <w:rFonts w:ascii="Consolas" w:hAnsi="Consolas"/>
+          <w:color w:val="2F6F9F"/>
+          <w:sz w:val="18"/>
+        </w:rPr>
+        <w:t>MIN</w:t>
+      </w:r>
+      <w:r>
+        <w:t>.</w:t>
+      </w:r>
+    </w:p>
+    <w:p>
+      <w:r>
+        <w:br w:type="page"/>
+      </w:r>
+    </w:p>
+    <w:p>
+      <w:pPr>
+        <w:pStyle w:val="Heading2"/>
+      </w:pPr>
+      <w:r>
+        <w:t>4. Task 2.2 — descriptive statistics</w:t>
+      </w:r>
+    </w:p>
+    <w:p>
+      <w:pPr>
+        <w:pStyle w:val="Heading3"/>
+      </w:pPr>
+      <w:r>
+        <w:t>What was asked</w:t>
+      </w:r>
+    </w:p>
+    <w:p>
+      <w:r>
+        <w:t>For at least 3 numerical variables: mean, median, mode; standard deviation, variance, range, min, max; a frequency table and histogram for one; and a written paragraph per variable.</w:t>
+      </w:r>
+    </w:p>
+    <w:p>
+      <w:r>
+        <w:t xml:space="preserve">We report </w:t>
+      </w:r>
+      <w:r>
+        <w:rPr>
+          <w:b/>
+        </w:rPr>
+        <w:t>13</w:t>
+      </w:r>
+      <w:r>
+        <w:t xml:space="preserve"> statistics for </w:t>
+      </w:r>
+      <w:r>
+        <w:rPr>
+          <w:b/>
+        </w:rPr>
+        <w:t>Amount</w:t>
+      </w:r>
+      <w:r>
+        <w:t xml:space="preserve">, </w:t>
+      </w:r>
+      <w:r>
+        <w:rPr>
+          <w:b/>
+        </w:rPr>
+        <w:t>Profit</w:t>
+      </w:r>
+      <w:r>
+        <w:t xml:space="preserve"> and </w:t>
+      </w:r>
+      <w:r>
+        <w:rPr>
+          <w:b/>
+        </w:rPr>
+        <w:t>Quantity</w:t>
+      </w:r>
+      <w:r>
+        <w:t xml:space="preserve"> (n = 1,194), adding quartiles, IQR and the coefficient of variation.</w:t>
+      </w:r>
+    </w:p>
+    <w:tbl>
+      <w:tblPr>
+        <w:tblStyle w:val="LightGrid-Accent1"/>
+        <w:tblW w:type="auto" w:w="0"/>
+        <w:jc w:val="center"/>
+        <w:tblLayout w:type="autofit"/>
+        <w:tblLook w:firstColumn="1" w:firstRow="1" w:lastColumn="0" w:lastRow="0" w:noHBand="0" w:noVBand="1" w:val="04A0"/>
+      </w:tblPr>
+      <w:tblGrid>
+        <w:gridCol w:w="2340"/>
+        <w:gridCol w:w="2340"/>
+        <w:gridCol w:w="2340"/>
+        <w:gridCol w:w="2340"/>
+      </w:tblGrid>
+      <w:tr>
+        <w:tc>
+          <w:tcPr>
+            <w:tcW w:type="dxa" w:w="2340"/>
+          </w:tcPr>
+          <w:p>
+            <w:r>
+              <w:rPr>
+                <w:b/>
+              </w:rPr>
+            </w:r>
+            <w:r>
+              <w:rPr>
+                <w:b/>
+              </w:rPr>
+              <w:t>Statistic</w:t>
+            </w:r>
+          </w:p>
+        </w:tc>
+        <w:tc>
+          <w:tcPr>
+            <w:tcW w:type="dxa" w:w="2340"/>
+          </w:tcPr>
+          <w:p>
+            <w:r>
+              <w:rPr>
+                <w:b/>
+              </w:rPr>
+            </w:r>
+            <w:r>
+              <w:rPr>
+                <w:b/>
+              </w:rPr>
+              <w:t>Amount</w:t>
+            </w:r>
+          </w:p>
+        </w:tc>
+        <w:tc>
+          <w:tcPr>
+            <w:tcW w:type="dxa" w:w="2340"/>
+          </w:tcPr>
+          <w:p>
+            <w:r>
+              <w:rPr>
+                <w:b/>
+              </w:rPr>
+            </w:r>
+            <w:r>
+              <w:rPr>
+                <w:b/>
+              </w:rPr>
+              <w:t>Profit</w:t>
+            </w:r>
+          </w:p>
+        </w:tc>
+        <w:tc>
+          <w:tcPr>
+            <w:tcW w:type="dxa" w:w="2340"/>
+          </w:tcPr>
+          <w:p>
+            <w:r>
+              <w:rPr>
+                <w:b/>
+              </w:rPr>
+            </w:r>
+            <w:r>
+              <w:rPr>
+                <w:b/>
+              </w:rPr>
+              <w:t>Quantity</w:t>
             </w:r>
           </w:p>
         </w:tc>
@@ -2790,7 +3016,7 @@
               <w:rPr>
                 <w:sz w:val="18"/>
               </w:rPr>
-              <w:t>Std deviation</w:t>
+              <w:t>Mean</w:t>
             </w:r>
           </w:p>
         </w:tc>
@@ -2811,7 +3037,7 @@
               <w:rPr>
                 <w:sz w:val="18"/>
               </w:rPr>
-              <w:t>2,804.92</w:t>
+              <w:t>5,178.09</w:t>
             </w:r>
           </w:p>
         </w:tc>
@@ -2832,7 +3058,7 @@
               <w:rPr>
                 <w:sz w:val="18"/>
               </w:rPr>
-              <w:t>1,117.99</w:t>
+              <w:t>1,348.99</w:t>
             </w:r>
           </w:p>
         </w:tc>
@@ -2853,7 +3079,7 @@
               <w:rPr>
                 <w:sz w:val="18"/>
               </w:rPr>
-              <w:t>5.78</w:t>
+              <w:t>10.67</w:t>
             </w:r>
           </w:p>
         </w:tc>
@@ -2876,7 +3102,7 @@
               <w:rPr>
                 <w:sz w:val="18"/>
               </w:rPr>
-              <w:t>Variance</w:t>
+              <w:t>Median</w:t>
             </w:r>
           </w:p>
         </w:tc>
@@ -2897,7 +3123,7 @@
               <w:rPr>
                 <w:sz w:val="18"/>
               </w:rPr>
-              <w:t>7,867,587.17</w:t>
+              <w:t>5,152.00</w:t>
             </w:r>
           </w:p>
         </w:tc>
@@ -2918,7 +3144,7 @@
               <w:rPr>
                 <w:sz w:val="18"/>
               </w:rPr>
-              <w:t>1,249,907.39</w:t>
+              <w:t>1,014.00</w:t>
             </w:r>
           </w:p>
         </w:tc>
@@ -2939,7 +3165,7 @@
               <w:rPr>
                 <w:sz w:val="18"/>
               </w:rPr>
-              <w:t>33.37</w:t>
+              <w:t>11.00</w:t>
             </w:r>
           </w:p>
         </w:tc>
@@ -2962,7 +3188,7 @@
               <w:rPr>
                 <w:sz w:val="18"/>
               </w:rPr>
-              <w:t>Min / Max</w:t>
+              <w:t>Mode</w:t>
             </w:r>
           </w:p>
         </w:tc>
@@ -2983,7 +3209,7 @@
               <w:rPr>
                 <w:sz w:val="18"/>
               </w:rPr>
-              <w:t>508 / 9,992</w:t>
+              <w:t>717</w:t>
             </w:r>
           </w:p>
         </w:tc>
@@ -3004,7 +3230,7 @@
               <w:rPr>
                 <w:sz w:val="18"/>
               </w:rPr>
-              <w:t>50 / 4,930</w:t>
+              <w:t>177</w:t>
             </w:r>
           </w:p>
         </w:tc>
@@ -3025,7 +3251,7 @@
               <w:rPr>
                 <w:sz w:val="18"/>
               </w:rPr>
-              <w:t>1 / 20</w:t>
+              <w:t>14</w:t>
             </w:r>
           </w:p>
         </w:tc>
@@ -3048,7 +3274,7 @@
               <w:rPr>
                 <w:sz w:val="18"/>
               </w:rPr>
-              <w:t>Range</w:t>
+              <w:t>Std deviation</w:t>
             </w:r>
           </w:p>
         </w:tc>
@@ -3069,7 +3295,7 @@
               <w:rPr>
                 <w:sz w:val="18"/>
               </w:rPr>
-              <w:t>9,484</w:t>
+              <w:t>2,804.92</w:t>
             </w:r>
           </w:p>
         </w:tc>
@@ -3090,7 +3316,7 @@
               <w:rPr>
                 <w:sz w:val="18"/>
               </w:rPr>
-              <w:t>4,880</w:t>
+              <w:t>1,117.99</w:t>
             </w:r>
           </w:p>
         </w:tc>
@@ -3111,7 +3337,7 @@
               <w:rPr>
                 <w:sz w:val="18"/>
               </w:rPr>
-              <w:t>19</w:t>
+              <w:t>5.78</w:t>
             </w:r>
           </w:p>
         </w:tc>
@@ -3134,7 +3360,7 @@
               <w:rPr>
                 <w:sz w:val="18"/>
               </w:rPr>
-              <w:t>Q1 / Q3</w:t>
+              <w:t>Variance</w:t>
             </w:r>
           </w:p>
         </w:tc>
@@ -3155,7 +3381,7 @@
               <w:rPr>
                 <w:sz w:val="18"/>
               </w:rPr>
-              <w:t>2,799 / 7,626</w:t>
+              <w:t>7,867,587.17</w:t>
             </w:r>
           </w:p>
         </w:tc>
@@ -3176,7 +3402,7 @@
               <w:rPr>
                 <w:sz w:val="18"/>
               </w:rPr>
-              <w:t>410 / 2,035</w:t>
+              <w:t>1,249,907.39</w:t>
             </w:r>
           </w:p>
         </w:tc>
@@ -3197,7 +3423,7 @@
               <w:rPr>
                 <w:sz w:val="18"/>
               </w:rPr>
-              <w:t>6 / 16</w:t>
+              <w:t>33.37</w:t>
             </w:r>
           </w:p>
         </w:tc>
@@ -3220,7 +3446,7 @@
               <w:rPr>
                 <w:sz w:val="18"/>
               </w:rPr>
-              <w:t>IQR</w:t>
+              <w:t>Min / Max</w:t>
             </w:r>
           </w:p>
         </w:tc>
@@ -3241,7 +3467,7 @@
               <w:rPr>
                 <w:sz w:val="18"/>
               </w:rPr>
-              <w:t>4,827</w:t>
+              <w:t>508 / 9,992</w:t>
             </w:r>
           </w:p>
         </w:tc>
@@ -3262,7 +3488,7 @@
               <w:rPr>
                 <w:sz w:val="18"/>
               </w:rPr>
-              <w:t>1,625</w:t>
+              <w:t>50 / 4,930</w:t>
             </w:r>
           </w:p>
         </w:tc>
@@ -3283,7 +3509,7 @@
               <w:rPr>
                 <w:sz w:val="18"/>
               </w:rPr>
-              <w:t>10</w:t>
+              <w:t>1 / 20</w:t>
             </w:r>
           </w:p>
         </w:tc>
@@ -3306,7 +3532,7 @@
               <w:rPr>
                 <w:sz w:val="18"/>
               </w:rPr>
-              <w:t>Coefficient of variation</w:t>
+              <w:t>Range</w:t>
             </w:r>
           </w:p>
         </w:tc>
@@ -3325,10 +3551,9 @@
             </w:r>
             <w:r>
               <w:rPr>
-                <w:b/>
-                <w:sz w:val="18"/>
-              </w:rPr>
-              <w:t>54.2%</w:t>
+                <w:sz w:val="18"/>
+              </w:rPr>
+              <w:t>9,484</w:t>
             </w:r>
           </w:p>
         </w:tc>
@@ -3347,10 +3572,9 @@
             </w:r>
             <w:r>
               <w:rPr>
-                <w:b/>
-                <w:sz w:val="18"/>
-              </w:rPr>
-              <w:t>82.9%</w:t>
+                <w:sz w:val="18"/>
+              </w:rPr>
+              <w:t>4,880</w:t>
             </w:r>
           </w:p>
         </w:tc>
@@ -3371,6 +3595,266 @@
               <w:rPr>
                 <w:sz w:val="18"/>
               </w:rPr>
+              <w:t>19</w:t>
+            </w:r>
+          </w:p>
+        </w:tc>
+      </w:tr>
+      <w:tr>
+        <w:tc>
+          <w:tcPr>
+            <w:tcW w:type="dxa" w:w="2340"/>
+          </w:tcPr>
+          <w:p>
+            <w:pPr>
+              <w:spacing w:line="240" w:lineRule="auto"/>
+            </w:pPr>
+            <w:r>
+              <w:rPr>
+                <w:sz w:val="18"/>
+              </w:rPr>
+            </w:r>
+            <w:r>
+              <w:rPr>
+                <w:sz w:val="18"/>
+              </w:rPr>
+              <w:t>Q1 / Q3</w:t>
+            </w:r>
+          </w:p>
+        </w:tc>
+        <w:tc>
+          <w:tcPr>
+            <w:tcW w:type="dxa" w:w="2340"/>
+          </w:tcPr>
+          <w:p>
+            <w:pPr>
+              <w:spacing w:line="240" w:lineRule="auto"/>
+            </w:pPr>
+            <w:r>
+              <w:rPr>
+                <w:sz w:val="18"/>
+              </w:rPr>
+            </w:r>
+            <w:r>
+              <w:rPr>
+                <w:sz w:val="18"/>
+              </w:rPr>
+              <w:t>2,799 / 7,626</w:t>
+            </w:r>
+          </w:p>
+        </w:tc>
+        <w:tc>
+          <w:tcPr>
+            <w:tcW w:type="dxa" w:w="2340"/>
+          </w:tcPr>
+          <w:p>
+            <w:pPr>
+              <w:spacing w:line="240" w:lineRule="auto"/>
+            </w:pPr>
+            <w:r>
+              <w:rPr>
+                <w:sz w:val="18"/>
+              </w:rPr>
+            </w:r>
+            <w:r>
+              <w:rPr>
+                <w:sz w:val="18"/>
+              </w:rPr>
+              <w:t>410 / 2,035</w:t>
+            </w:r>
+          </w:p>
+        </w:tc>
+        <w:tc>
+          <w:tcPr>
+            <w:tcW w:type="dxa" w:w="2340"/>
+          </w:tcPr>
+          <w:p>
+            <w:pPr>
+              <w:spacing w:line="240" w:lineRule="auto"/>
+            </w:pPr>
+            <w:r>
+              <w:rPr>
+                <w:sz w:val="18"/>
+              </w:rPr>
+            </w:r>
+            <w:r>
+              <w:rPr>
+                <w:sz w:val="18"/>
+              </w:rPr>
+              <w:t>6 / 16</w:t>
+            </w:r>
+          </w:p>
+        </w:tc>
+      </w:tr>
+      <w:tr>
+        <w:tc>
+          <w:tcPr>
+            <w:tcW w:type="dxa" w:w="2340"/>
+          </w:tcPr>
+          <w:p>
+            <w:pPr>
+              <w:spacing w:line="240" w:lineRule="auto"/>
+            </w:pPr>
+            <w:r>
+              <w:rPr>
+                <w:sz w:val="18"/>
+              </w:rPr>
+            </w:r>
+            <w:r>
+              <w:rPr>
+                <w:sz w:val="18"/>
+              </w:rPr>
+              <w:t>IQR</w:t>
+            </w:r>
+          </w:p>
+        </w:tc>
+        <w:tc>
+          <w:tcPr>
+            <w:tcW w:type="dxa" w:w="2340"/>
+          </w:tcPr>
+          <w:p>
+            <w:pPr>
+              <w:spacing w:line="240" w:lineRule="auto"/>
+            </w:pPr>
+            <w:r>
+              <w:rPr>
+                <w:sz w:val="18"/>
+              </w:rPr>
+            </w:r>
+            <w:r>
+              <w:rPr>
+                <w:sz w:val="18"/>
+              </w:rPr>
+              <w:t>4,827</w:t>
+            </w:r>
+          </w:p>
+        </w:tc>
+        <w:tc>
+          <w:tcPr>
+            <w:tcW w:type="dxa" w:w="2340"/>
+          </w:tcPr>
+          <w:p>
+            <w:pPr>
+              <w:spacing w:line="240" w:lineRule="auto"/>
+            </w:pPr>
+            <w:r>
+              <w:rPr>
+                <w:sz w:val="18"/>
+              </w:rPr>
+            </w:r>
+            <w:r>
+              <w:rPr>
+                <w:sz w:val="18"/>
+              </w:rPr>
+              <w:t>1,625</w:t>
+            </w:r>
+          </w:p>
+        </w:tc>
+        <w:tc>
+          <w:tcPr>
+            <w:tcW w:type="dxa" w:w="2340"/>
+          </w:tcPr>
+          <w:p>
+            <w:pPr>
+              <w:spacing w:line="240" w:lineRule="auto"/>
+            </w:pPr>
+            <w:r>
+              <w:rPr>
+                <w:sz w:val="18"/>
+              </w:rPr>
+            </w:r>
+            <w:r>
+              <w:rPr>
+                <w:sz w:val="18"/>
+              </w:rPr>
+              <w:t>10</w:t>
+            </w:r>
+          </w:p>
+        </w:tc>
+      </w:tr>
+      <w:tr>
+        <w:tc>
+          <w:tcPr>
+            <w:tcW w:type="dxa" w:w="2340"/>
+          </w:tcPr>
+          <w:p>
+            <w:pPr>
+              <w:spacing w:line="240" w:lineRule="auto"/>
+            </w:pPr>
+            <w:r>
+              <w:rPr>
+                <w:sz w:val="18"/>
+              </w:rPr>
+            </w:r>
+            <w:r>
+              <w:rPr>
+                <w:sz w:val="18"/>
+              </w:rPr>
+              <w:t>Coefficient of variation</w:t>
+            </w:r>
+          </w:p>
+        </w:tc>
+        <w:tc>
+          <w:tcPr>
+            <w:tcW w:type="dxa" w:w="2340"/>
+          </w:tcPr>
+          <w:p>
+            <w:pPr>
+              <w:spacing w:line="240" w:lineRule="auto"/>
+            </w:pPr>
+            <w:r>
+              <w:rPr>
+                <w:sz w:val="18"/>
+              </w:rPr>
+            </w:r>
+            <w:r>
+              <w:rPr>
+                <w:b/>
+                <w:sz w:val="18"/>
+              </w:rPr>
+              <w:t>54.2%</w:t>
+            </w:r>
+          </w:p>
+        </w:tc>
+        <w:tc>
+          <w:tcPr>
+            <w:tcW w:type="dxa" w:w="2340"/>
+          </w:tcPr>
+          <w:p>
+            <w:pPr>
+              <w:spacing w:line="240" w:lineRule="auto"/>
+            </w:pPr>
+            <w:r>
+              <w:rPr>
+                <w:sz w:val="18"/>
+              </w:rPr>
+            </w:r>
+            <w:r>
+              <w:rPr>
+                <w:b/>
+                <w:sz w:val="18"/>
+              </w:rPr>
+              <w:t>82.9%</w:t>
+            </w:r>
+          </w:p>
+        </w:tc>
+        <w:tc>
+          <w:tcPr>
+            <w:tcW w:type="dxa" w:w="2340"/>
+          </w:tcPr>
+          <w:p>
+            <w:pPr>
+              <w:spacing w:line="240" w:lineRule="auto"/>
+            </w:pPr>
+            <w:r>
+              <w:rPr>
+                <w:sz w:val="18"/>
+              </w:rPr>
+            </w:r>
+            <w:r>
+              <w:rPr>
+                <w:sz w:val="18"/>
+              </w:rPr>
               <w:t>54.1%</w:t>
             </w:r>
           </w:p>
@@ -3388,7 +3872,7 @@
           <w:color w:val="7B8994"/>
           <w:sz w:val="20"/>
         </w:rPr>
-        <w:t>Table 4. What was asked</w:t>
+        <w:t>Table 5. What was asked</w:t>
       </w:r>
     </w:p>
     <w:p>
@@ -4684,7 +5168,7 @@
           <w:color w:val="7B8994"/>
           <w:sz w:val="20"/>
         </w:rPr>
-        <w:t>Table 5. The output</w:t>
+        <w:t>Table 6. The output</w:t>
       </w:r>
     </w:p>
     <w:p>
@@ -5091,7 +5575,7 @@
           <w:color w:val="7B8994"/>
           <w:sz w:val="20"/>
         </w:rPr>
-        <w:t>Table 6. The forecast, and what it is worth</w:t>
+        <w:t>Table 7. The forecast, and what it is worth</w:t>
       </w:r>
     </w:p>
     <w:p>
@@ -5565,7 +6049,7 @@
           <w:color w:val="7B8994"/>
           <w:sz w:val="20"/>
         </w:rPr>
-        <w:t>Table 7. Step 1 — is there a trend to project?</w:t>
+        <w:t>Table 8. Step 1 — is there a trend to project?</w:t>
       </w:r>
     </w:p>
     <w:p>
@@ -6346,7 +6830,7 @@
           <w:color w:val="7B8994"/>
           <w:sz w:val="20"/>
         </w:rPr>
-        <w:t>Table 8. Step 2 — the seasonal index</w:t>
+        <w:t>Table 9. Step 2 — the seasonal index</w:t>
       </w:r>
     </w:p>
     <w:p>
@@ -7149,7 +7633,7 @@
           <w:color w:val="7B8994"/>
           <w:sz w:val="20"/>
         </w:rPr>
-        <w:t>Table 9. Step 3 — the forecast</w:t>
+        <w:t>Table 10. Step 3 — the forecast</w:t>
       </w:r>
     </w:p>
     <w:p>
@@ -7439,7 +7923,7 @@
           <w:color w:val="7B8994"/>
           <w:sz w:val="20"/>
         </w:rPr>
-        <w:t>Table 10. Step 4 — the honest check</w:t>
+        <w:t>Table 11. Step 4 — the honest check</w:t>
       </w:r>
     </w:p>
     <w:p>
@@ -8905,7 +9389,7 @@
           <w:color w:val="7B8994"/>
           <w:sz w:val="20"/>
         </w:rPr>
-        <w:t>Table 11. 8. Statistics reference</w:t>
+        <w:t>Table 12. 8. Statistics reference</w:t>
       </w:r>
     </w:p>
     <w:p>
@@ -9807,7 +10291,7 @@
           <w:color w:val="7B8994"/>
           <w:sz w:val="20"/>
         </w:rPr>
-        <w:t>Table 12. 9. The six findings</w:t>
+        <w:t>Table 13. 9. The six findings</w:t>
       </w:r>
     </w:p>
     <w:p>
@@ -9982,7 +10466,45 @@
         <w:t>Are these real PivotTables?</w:t>
       </w:r>
       <w:r>
-        <w:t xml:space="preserve"> No — they are formula-driven cross-tabs using SUMIFS, COUNTIFS and AVERAGEIFS. They compute exactly what a PivotTable computes and recalculate live, and every cell is auditable, which a PivotTable's internals are not. Native PivotTables can be added in about two minutes each if required.</w:t>
+        <w:t xml:space="preserve"> Both kinds are in the workbook. </w:t>
+      </w:r>
+      <w:r>
+        <w:rPr>
+          <w:i/>
+        </w:rPr>
+        <w:t>Pivot Analysis</w:t>
+      </w:r>
+      <w:r>
+        <w:t xml:space="preserve"> holds four formula-driven cross-tabs using SUMIFS, COUNTIFS and AVERAGEIFS — they compute exactly what a PivotTable computes and every cell can be audited, which a PivotTable's internals cannot. Sheets </w:t>
+      </w:r>
+      <w:r>
+        <w:rPr>
+          <w:i/>
+        </w:rPr>
+        <w:t>PivotTable 1</w:t>
+      </w:r>
+      <w:r>
+        <w:t xml:space="preserve"> to </w:t>
+      </w:r>
+      <w:r>
+        <w:rPr>
+          <w:i/>
+        </w:rPr>
+        <w:t>3</w:t>
+      </w:r>
+      <w:r>
+        <w:t xml:space="preserve"> are native PivotTable objects over the same range, sharing one pivot cache the way Excel does when several PivotTables come from one source.</w:t>
+      </w:r>
+    </w:p>
+    <w:p>
+      <w:r>
+        <w:rPr>
+          <w:b/>
+        </w:rPr>
+        <w:t>Why share a cache between the three PivotTables?</w:t>
+      </w:r>
+      <w:r>
+        <w:t xml:space="preserve"> Because they all read the same range. A shared cache stores that data once instead of three times, which keeps the file smaller and means one refresh updates all three. It is what Excel does by default.</w:t>
       </w:r>
     </w:p>
     <w:p>

--- a/docs/Checkpoint_2_Explained.docx
+++ b/docs/Checkpoint_2_Explained.docx
@@ -1444,7 +1444,7 @@
               <w:rPr>
                 <w:sz w:val="18"/>
               </w:rPr>
-              <w:t>2.1 (2)</w:t>
+              <w:t>2.1 (2, 3)</w:t>
             </w:r>
           </w:p>
         </w:tc>
@@ -1465,7 +1465,7 @@
               <w:rPr>
                 <w:sz w:val="18"/>
               </w:rPr>
-              <w:t>Three native Excel PivotTable objects</w:t>
+              <w:t>Three native Excel PivotTables, each with a PivotChart</w:t>
             </w:r>
           </w:p>
         </w:tc>
@@ -2332,15 +2332,16 @@
         <w:tblLook w:firstColumn="1" w:firstRow="1" w:lastColumn="0" w:lastRow="0" w:noHBand="0" w:noVBand="1" w:val="04A0"/>
       </w:tblPr>
       <w:tblGrid>
-        <w:gridCol w:w="2340"/>
-        <w:gridCol w:w="2340"/>
-        <w:gridCol w:w="2340"/>
-        <w:gridCol w:w="2340"/>
+        <w:gridCol w:w="1872"/>
+        <w:gridCol w:w="1872"/>
+        <w:gridCol w:w="1872"/>
+        <w:gridCol w:w="1872"/>
+        <w:gridCol w:w="1872"/>
       </w:tblGrid>
       <w:tr>
         <w:tc>
           <w:tcPr>
-            <w:tcW w:type="dxa" w:w="2340"/>
+            <w:tcW w:type="dxa" w:w="1872"/>
           </w:tcPr>
           <w:p>
             <w:r>
@@ -2358,7 +2359,7 @@
         </w:tc>
         <w:tc>
           <w:tcPr>
-            <w:tcW w:type="dxa" w:w="2340"/>
+            <w:tcW w:type="dxa" w:w="1872"/>
           </w:tcPr>
           <w:p>
             <w:r>
@@ -2376,7 +2377,7 @@
         </w:tc>
         <w:tc>
           <w:tcPr>
-            <w:tcW w:type="dxa" w:w="2340"/>
+            <w:tcW w:type="dxa" w:w="1872"/>
           </w:tcPr>
           <w:p>
             <w:r>
@@ -2394,7 +2395,7 @@
         </w:tc>
         <w:tc>
           <w:tcPr>
-            <w:tcW w:type="dxa" w:w="2340"/>
+            <w:tcW w:type="dxa" w:w="1872"/>
           </w:tcPr>
           <w:p>
             <w:r>
@@ -2407,6 +2408,24 @@
                 <w:b/>
               </w:rPr>
               <w:t>Values</w:t>
+            </w:r>
+          </w:p>
+        </w:tc>
+        <w:tc>
+          <w:tcPr>
+            <w:tcW w:type="dxa" w:w="1872"/>
+          </w:tcPr>
+          <w:p>
+            <w:r>
+              <w:rPr>
+                <w:b/>
+              </w:rPr>
+            </w:r>
+            <w:r>
+              <w:rPr>
+                <w:b/>
+              </w:rPr>
+              <w:t>PivotChart</w:t>
             </w:r>
           </w:p>
         </w:tc>
@@ -2414,7 +2433,7 @@
       <w:tr>
         <w:tc>
           <w:tcPr>
-            <w:tcW w:type="dxa" w:w="2340"/>
+            <w:tcW w:type="dxa" w:w="1872"/>
           </w:tcPr>
           <w:p>
             <w:pPr>
@@ -2435,7 +2454,7 @@
         </w:tc>
         <w:tc>
           <w:tcPr>
-            <w:tcW w:type="dxa" w:w="2340"/>
+            <w:tcW w:type="dxa" w:w="1872"/>
           </w:tcPr>
           <w:p>
             <w:pPr>
@@ -2456,7 +2475,7 @@
         </w:tc>
         <w:tc>
           <w:tcPr>
-            <w:tcW w:type="dxa" w:w="2340"/>
+            <w:tcW w:type="dxa" w:w="1872"/>
           </w:tcPr>
           <w:p>
             <w:pPr>
@@ -2477,7 +2496,7 @@
         </w:tc>
         <w:tc>
           <w:tcPr>
-            <w:tcW w:type="dxa" w:w="2340"/>
+            <w:tcW w:type="dxa" w:w="1872"/>
           </w:tcPr>
           <w:p>
             <w:pPr>
@@ -2496,11 +2515,9 @@
             </w:r>
           </w:p>
         </w:tc>
-      </w:tr>
-      <w:tr>
-        <w:tc>
-          <w:tcPr>
-            <w:tcW w:type="dxa" w:w="2340"/>
+        <w:tc>
+          <w:tcPr>
+            <w:tcW w:type="dxa" w:w="1872"/>
           </w:tcPr>
           <w:p>
             <w:pPr>
@@ -2515,13 +2532,15 @@
               <w:rPr>
                 <w:sz w:val="18"/>
               </w:rPr>
-              <w:t>PivotTable 2</w:t>
-            </w:r>
-          </w:p>
-        </w:tc>
-        <w:tc>
-          <w:tcPr>
-            <w:tcW w:type="dxa" w:w="2340"/>
+              <w:t>Clustered column</w:t>
+            </w:r>
+          </w:p>
+        </w:tc>
+      </w:tr>
+      <w:tr>
+        <w:tc>
+          <w:tcPr>
+            <w:tcW w:type="dxa" w:w="1872"/>
           </w:tcPr>
           <w:p>
             <w:pPr>
@@ -2536,13 +2555,13 @@
               <w:rPr>
                 <w:sz w:val="18"/>
               </w:rPr>
-              <w:t>State</w:t>
-            </w:r>
-          </w:p>
-        </w:tc>
-        <w:tc>
-          <w:tcPr>
-            <w:tcW w:type="dxa" w:w="2340"/>
+              <w:t>PivotTable 2</w:t>
+            </w:r>
+          </w:p>
+        </w:tc>
+        <w:tc>
+          <w:tcPr>
+            <w:tcW w:type="dxa" w:w="1872"/>
           </w:tcPr>
           <w:p>
             <w:pPr>
@@ -2557,13 +2576,13 @@
               <w:rPr>
                 <w:sz w:val="18"/>
               </w:rPr>
-              <w:t>—</w:t>
-            </w:r>
-          </w:p>
-        </w:tc>
-        <w:tc>
-          <w:tcPr>
-            <w:tcW w:type="dxa" w:w="2340"/>
+              <w:t>State</w:t>
+            </w:r>
+          </w:p>
+        </w:tc>
+        <w:tc>
+          <w:tcPr>
+            <w:tcW w:type="dxa" w:w="1872"/>
           </w:tcPr>
           <w:p>
             <w:pPr>
@@ -2578,15 +2597,13 @@
               <w:rPr>
                 <w:sz w:val="18"/>
               </w:rPr>
-              <w:t>Average of Amount</w:t>
-            </w:r>
-          </w:p>
-        </w:tc>
-      </w:tr>
-      <w:tr>
-        <w:tc>
-          <w:tcPr>
-            <w:tcW w:type="dxa" w:w="2340"/>
+              <w:t>—</w:t>
+            </w:r>
+          </w:p>
+        </w:tc>
+        <w:tc>
+          <w:tcPr>
+            <w:tcW w:type="dxa" w:w="1872"/>
           </w:tcPr>
           <w:p>
             <w:pPr>
@@ -2601,13 +2618,13 @@
               <w:rPr>
                 <w:sz w:val="18"/>
               </w:rPr>
-              <w:t>PivotTable 3</w:t>
-            </w:r>
-          </w:p>
-        </w:tc>
-        <w:tc>
-          <w:tcPr>
-            <w:tcW w:type="dxa" w:w="2340"/>
+              <w:t>Average of Amount</w:t>
+            </w:r>
+          </w:p>
+        </w:tc>
+        <w:tc>
+          <w:tcPr>
+            <w:tcW w:type="dxa" w:w="1872"/>
           </w:tcPr>
           <w:p>
             <w:pPr>
@@ -2622,13 +2639,15 @@
               <w:rPr>
                 <w:sz w:val="18"/>
               </w:rPr>
-              <w:t>YearMonth</w:t>
-            </w:r>
-          </w:p>
-        </w:tc>
-        <w:tc>
-          <w:tcPr>
-            <w:tcW w:type="dxa" w:w="2340"/>
+              <w:t>Column</w:t>
+            </w:r>
+          </w:p>
+        </w:tc>
+      </w:tr>
+      <w:tr>
+        <w:tc>
+          <w:tcPr>
+            <w:tcW w:type="dxa" w:w="1872"/>
           </w:tcPr>
           <w:p>
             <w:pPr>
@@ -2643,13 +2662,13 @@
               <w:rPr>
                 <w:sz w:val="18"/>
               </w:rPr>
-              <w:t>—</w:t>
-            </w:r>
-          </w:p>
-        </w:tc>
-        <w:tc>
-          <w:tcPr>
-            <w:tcW w:type="dxa" w:w="2340"/>
+              <w:t>PivotTable 3</w:t>
+            </w:r>
+          </w:p>
+        </w:tc>
+        <w:tc>
+          <w:tcPr>
+            <w:tcW w:type="dxa" w:w="1872"/>
           </w:tcPr>
           <w:p>
             <w:pPr>
@@ -2664,7 +2683,70 @@
               <w:rPr>
                 <w:sz w:val="18"/>
               </w:rPr>
+              <w:t>YearMonth</w:t>
+            </w:r>
+          </w:p>
+        </w:tc>
+        <w:tc>
+          <w:tcPr>
+            <w:tcW w:type="dxa" w:w="1872"/>
+          </w:tcPr>
+          <w:p>
+            <w:pPr>
+              <w:spacing w:line="240" w:lineRule="auto"/>
+            </w:pPr>
+            <w:r>
+              <w:rPr>
+                <w:sz w:val="18"/>
+              </w:rPr>
+            </w:r>
+            <w:r>
+              <w:rPr>
+                <w:sz w:val="18"/>
+              </w:rPr>
+              <w:t>—</w:t>
+            </w:r>
+          </w:p>
+        </w:tc>
+        <w:tc>
+          <w:tcPr>
+            <w:tcW w:type="dxa" w:w="1872"/>
+          </w:tcPr>
+          <w:p>
+            <w:pPr>
+              <w:spacing w:line="240" w:lineRule="auto"/>
+            </w:pPr>
+            <w:r>
+              <w:rPr>
+                <w:sz w:val="18"/>
+              </w:rPr>
+            </w:r>
+            <w:r>
+              <w:rPr>
+                <w:sz w:val="18"/>
+              </w:rPr>
               <w:t>Count of SaleID</w:t>
+            </w:r>
+          </w:p>
+        </w:tc>
+        <w:tc>
+          <w:tcPr>
+            <w:tcW w:type="dxa" w:w="1872"/>
+          </w:tcPr>
+          <w:p>
+            <w:pPr>
+              <w:spacing w:line="240" w:lineRule="auto"/>
+            </w:pPr>
+            <w:r>
+              <w:rPr>
+                <w:sz w:val="18"/>
+              </w:rPr>
+            </w:r>
+            <w:r>
+              <w:rPr>
+                <w:sz w:val="18"/>
+              </w:rPr>
+              <w:t>Line</w:t>
             </w:r>
           </w:p>
         </w:tc>
@@ -2682,6 +2764,31 @@
           <w:sz w:val="20"/>
         </w:rPr>
         <w:t>Table 4. Sheet 2 — Pivot Analysis (four cross-tabs)</w:t>
+      </w:r>
+    </w:p>
+    <w:p>
+      <w:r>
+        <w:t xml:space="preserve">Each carries a </w:t>
+      </w:r>
+      <w:r>
+        <w:rPr>
+          <w:b/>
+        </w:rPr>
+        <w:t>PivotChart</w:t>
+      </w:r>
+      <w:r>
+        <w:t xml:space="preserve"> — a chart bound to its PivotTable rather than to a cell range, so it refreshes with the pivot and offers field buttons for filtering. That binding is what the </w:t>
+      </w:r>
+      <w:r>
+        <w:rPr>
+          <w:rFonts w:ascii="Consolas" w:hAnsi="Consolas"/>
+          <w:color w:val="2F6F9F"/>
+          <w:sz w:val="18"/>
+        </w:rPr>
+        <w:t>pivotSource</w:t>
+      </w:r>
+      <w:r>
+        <w:t xml:space="preserve"> element in the chart records.</w:t>
       </w:r>
     </w:p>
     <w:p>
